--- a/data/employees/EMP051/AST-EMP051-03.docx
+++ b/data/employees/EMP051/AST-EMP051-03.docx
@@ -7,10 +7,7 @@
         <w:pStyle w:val="Heading1"/>
       </w:pPr>
       <w:r>
-        <w:rPr>
-          <w:sz w:val="36"/>
-        </w:rPr>
-        <w:t>Design specification - EMP051</w:t>
+        <w:t>Ast Emp051 03 - EMP051</w:t>
       </w:r>
     </w:p>
     <w:p>
@@ -18,130 +15,32 @@
         <w:pStyle w:val="Heading2"/>
       </w:pPr>
       <w:r>
-        <w:t>Document Metadata</w:t>
-      </w:r>
-    </w:p>
-    <w:tbl>
-      <w:tblPr>
-        <w:tblStyle w:val="TableGrid"/>
-        <w:tblW w:type="auto" w:w="0"/>
-        <w:tblLook w:firstColumn="1" w:firstRow="1" w:lastColumn="0" w:lastRow="0" w:noHBand="0" w:noVBand="1" w:val="04A0"/>
-      </w:tblPr>
-      <w:tblGrid>
-        <w:gridCol w:w="4320"/>
-        <w:gridCol w:w="4320"/>
-      </w:tblGrid>
-      <w:tr>
-        <w:tc>
-          <w:tcPr>
-            <w:tcW w:type="dxa" w:w="4320"/>
-          </w:tcPr>
-          <w:p>
-            <w:r>
-              <w:t>Author</w:t>
-            </w:r>
-          </w:p>
-        </w:tc>
-        <w:tc>
-          <w:tcPr>
-            <w:tcW w:type="dxa" w:w="4320"/>
-          </w:tcPr>
-          <w:p>
-            <w:r>
-              <w:t>Alex Garcia</w:t>
-            </w:r>
-          </w:p>
-        </w:tc>
-      </w:tr>
-      <w:tr>
-        <w:tc>
-          <w:tcPr>
-            <w:tcW w:type="dxa" w:w="4320"/>
-          </w:tcPr>
-          <w:p>
-            <w:r>
-              <w:t>Role / Department</w:t>
-            </w:r>
-          </w:p>
-        </w:tc>
-        <w:tc>
-          <w:tcPr>
-            <w:tcW w:type="dxa" w:w="4320"/>
-          </w:tcPr>
-          <w:p>
-            <w:r>
-              <w:t>Lead | IT</w:t>
-            </w:r>
-          </w:p>
-        </w:tc>
-      </w:tr>
-      <w:tr>
-        <w:tc>
-          <w:tcPr>
-            <w:tcW w:type="dxa" w:w="4320"/>
-          </w:tcPr>
-          <w:p>
-            <w:r>
-              <w:t>Location</w:t>
-            </w:r>
-          </w:p>
-        </w:tc>
-        <w:tc>
-          <w:tcPr>
-            <w:tcW w:type="dxa" w:w="4320"/>
-          </w:tcPr>
-          <w:p>
-            <w:r>
-              <w:t>Austin</w:t>
-            </w:r>
-          </w:p>
-        </w:tc>
-      </w:tr>
-      <w:tr>
-        <w:tc>
-          <w:tcPr>
-            <w:tcW w:type="dxa" w:w="4320"/>
-          </w:tcPr>
-          <w:p>
-            <w:r>
-              <w:t>Last Modified</w:t>
-            </w:r>
-          </w:p>
-        </w:tc>
-        <w:tc>
-          <w:tcPr>
-            <w:tcW w:type="dxa" w:w="4320"/>
-          </w:tcPr>
-          <w:p>
-            <w:r>
-              <w:t>2025-02-24</w:t>
-            </w:r>
-          </w:p>
-        </w:tc>
-      </w:tr>
-    </w:tbl>
-    <w:p/>
-    <w:p>
-      <w:pPr>
-        <w:pStyle w:val="Heading2"/>
-      </w:pPr>
-      <w:r>
-        <w:t>Specification</w:t>
+        <w:t>Page 1</w:t>
       </w:r>
     </w:p>
     <w:p>
       <w:r>
-        <w:t>Design Specification: Zero-Trust Network Segmentation</w:t>
+        <w:t>Section 1: Department KPI performance. EMP051 contributes to ast emp051 03 through recurring collaboration, clear ownership boundaries, and measurable outcomes. The team captures decisions, open issues, and handoffs so that knowledge remains discoverable for future programs.</w:t>
       </w:r>
     </w:p>
     <w:p>
       <w:r>
-        <w:t>Version: 1.0</w:t>
+        <w:t>Section 2: Operational risk review. EMP051 contributes to ast emp051 03 through recurring collaboration, clear ownership boundaries, and measurable outcomes. The team captures decisions, open issues, and handoffs so that knowledge remains discoverable for future programs.</w:t>
       </w:r>
     </w:p>
     <w:p>
       <w:r>
-        <w:t>This specification describes the implementation of micro-segmentation across the corporate network. Identity verification enforces MFA for all admin access. East-west traffic inspection is handled by the Azure Firewall Premium tier with IDPS signatures enabled.</w:t>
+        <w:t>Section 3: Department KPI performance. EMP051 contributes to ast emp051 03 through recurring collaboration, clear ownership boundaries, and measurable outcomes. The team captures decisions, open issues, and handoffs so that knowledge remains discoverable for future programs.</w:t>
+      </w:r>
+    </w:p>
+    <w:p>
+      <w:r>
+        <w:t>Section 4: Knowledge transfer and onboarding. EMP051 contributes to ast emp051 03 through recurring collaboration, clear ownership boundaries, and measurable outcomes. The team captures decisions, open issues, and handoffs so that knowledge remains discoverable for future programs.</w:t>
+      </w:r>
+    </w:p>
+    <w:p>
+      <w:r>
+        <w:br w:type="page"/>
       </w:r>
     </w:p>
     <w:p>
@@ -149,12 +48,60 @@
         <w:pStyle w:val="Heading2"/>
       </w:pPr>
       <w:r>
-        <w:t>Author Competencies</w:t>
+        <w:t>Page 2</w:t>
       </w:r>
     </w:p>
     <w:p>
       <w:r>
-        <w:t>Power BI, MLOps, Ontology, Python</w:t>
+        <w:t>Section 1: Knowledge transfer and onboarding. EMP051 contributes to ast emp051 03 through recurring collaboration, clear ownership boundaries, and measurable outcomes. The team captures decisions, open issues, and handoffs so that knowledge remains discoverable for future programs.</w:t>
+      </w:r>
+    </w:p>
+    <w:p>
+      <w:r>
+        <w:t>Section 2: Quarterly delivery milestones. EMP051 contributes to ast emp051 03 through recurring collaboration, clear ownership boundaries, and measurable outcomes. The team captures decisions, open issues, and handoffs so that knowledge remains discoverable for future programs.</w:t>
+      </w:r>
+    </w:p>
+    <w:p>
+      <w:r>
+        <w:t>Section 3: Quarterly delivery milestones. EMP051 contributes to ast emp051 03 through recurring collaboration, clear ownership boundaries, and measurable outcomes. The team captures decisions, open issues, and handoffs so that knowledge remains discoverable for future programs.</w:t>
+      </w:r>
+    </w:p>
+    <w:p>
+      <w:r>
+        <w:t>Section 4: Quarterly delivery milestones. EMP051 contributes to ast emp051 03 through recurring collaboration, clear ownership boundaries, and measurable outcomes. The team captures decisions, open issues, and handoffs so that knowledge remains discoverable for future programs.</w:t>
+      </w:r>
+    </w:p>
+    <w:p>
+      <w:r>
+        <w:br w:type="page"/>
+      </w:r>
+    </w:p>
+    <w:p>
+      <w:pPr>
+        <w:pStyle w:val="Heading2"/>
+      </w:pPr>
+      <w:r>
+        <w:t>Page 3</w:t>
+      </w:r>
+    </w:p>
+    <w:p>
+      <w:r>
+        <w:t>Section 1: Operational risk review. EMP051 contributes to ast emp051 03 through recurring collaboration, clear ownership boundaries, and measurable outcomes. The team captures decisions, open issues, and handoffs so that knowledge remains discoverable for future programs.</w:t>
+      </w:r>
+    </w:p>
+    <w:p>
+      <w:r>
+        <w:t>Section 2: Customer escalation analysis. EMP051 contributes to ast emp051 03 through recurring collaboration, clear ownership boundaries, and measurable outcomes. The team captures decisions, open issues, and handoffs so that knowledge remains discoverable for future programs.</w:t>
+      </w:r>
+    </w:p>
+    <w:p>
+      <w:r>
+        <w:t>Section 3: Data quality remediation. EMP051 contributes to ast emp051 03 through recurring collaboration, clear ownership boundaries, and measurable outcomes. The team captures decisions, open issues, and handoffs so that knowledge remains discoverable for future programs.</w:t>
+      </w:r>
+    </w:p>
+    <w:p>
+      <w:r>
+        <w:t>Section 4: Operational risk review. EMP051 contributes to ast emp051 03 through recurring collaboration, clear ownership boundaries, and measurable outcomes. The team captures decisions, open issues, and handoffs so that knowledge remains discoverable for future programs.</w:t>
       </w:r>
     </w:p>
     <w:sectPr>
